--- a/proposal.docx
+++ b/proposal.docx
@@ -1,6 +1,6 @@
 
 <file path=word/document.xml><?xml version="1.0" encoding="utf-8"?>
-<w:document xmlns:wpc="http://schemas.microsoft.com/office/word/2010/wordprocessingCanvas" xmlns:cx="http://schemas.microsoft.com/office/drawing/2014/chartex" xmlns:cx1="http://schemas.microsoft.com/office/drawing/2015/9/8/chartex" xmlns:cx2="http://schemas.microsoft.com/office/drawing/2015/10/21/chartex" xmlns:cx3="http://schemas.microsoft.com/office/drawing/2016/5/9/chartex" xmlns:cx4="http://schemas.microsoft.com/office/drawing/2016/5/10/chartex" xmlns:cx5="http://schemas.microsoft.com/office/drawing/2016/5/11/chartex" xmlns:cx6="http://schemas.microsoft.com/office/drawing/2016/5/12/chartex" xmlns:cx7="http://schemas.microsoft.com/office/drawing/2016/5/13/chartex" xmlns:cx8="http://schemas.microsoft.com/office/drawing/2016/5/14/chartex" xmlns:mc="http://schemas.openxmlformats.org/markup-compatibility/2006" xmlns:aink="http://schemas.microsoft.com/office/drawing/2016/ink" xmlns:am3d="http://schemas.microsoft.com/office/drawing/2017/model3d" xmlns:o="urn:schemas-microsoft-com:office:office" xmlns:oel="http://schemas.microsoft.com/office/2019/extlst" xmlns:r="http://schemas.openxmlformats.org/officeDocument/2006/relationships" xmlns:m="http://schemas.openxmlformats.org/officeDocument/2006/math" xmlns:v="urn:schemas-microsoft-com:vml" xmlns:wp14="http://schemas.microsoft.com/office/word/2010/wordprocessingDrawing" xmlns:wp="http://schemas.openxmlformats.org/drawingml/2006/wordprocessingDrawing" xmlns:w10="urn:schemas-microsoft-com:office:word" xmlns:w="http://schemas.openxmlformats.org/wordprocessingml/2006/main" xmlns:w14="http://schemas.microsoft.com/office/word/2010/wordml" xmlns:w15="http://schemas.microsoft.com/office/word/2012/wordml" xmlns:w16cex="http://schemas.microsoft.com/office/word/2018/wordml/cex" xmlns:w16cid="http://schemas.microsoft.com/office/word/2016/wordml/cid" xmlns:w16="http://schemas.microsoft.com/office/word/2018/wordml" xmlns:w16du="http://schemas.microsoft.com/office/word/2023/wordml/word16du" xmlns:w16sdtdh="http://schemas.microsoft.com/office/word/2020/wordml/sdtdatahash" xmlns:w16se="http://schemas.microsoft.com/office/word/2015/wordml/symex" xmlns:wpg="http://schemas.microsoft.com/office/word/2010/wordprocessingGroup" xmlns:wpi="http://schemas.microsoft.com/office/word/2010/wordprocessingInk" xmlns:wne="http://schemas.microsoft.com/office/word/2006/wordml" xmlns:wps="http://schemas.microsoft.com/office/word/2010/wordprocessingShape" mc:Ignorable="w14 w15 w16se w16cid w16 w16cex w16sdtdh w16du wp14">
+<w:document xmlns:wpc="http://schemas.microsoft.com/office/word/2010/wordprocessingCanvas" xmlns:cx="http://schemas.microsoft.com/office/drawing/2014/chartex" xmlns:cx1="http://schemas.microsoft.com/office/drawing/2015/9/8/chartex" xmlns:cx2="http://schemas.microsoft.com/office/drawing/2015/10/21/chartex" xmlns:cx3="http://schemas.microsoft.com/office/drawing/2016/5/9/chartex" xmlns:cx4="http://schemas.microsoft.com/office/drawing/2016/5/10/chartex" xmlns:cx5="http://schemas.microsoft.com/office/drawing/2016/5/11/chartex" xmlns:cx6="http://schemas.microsoft.com/office/drawing/2016/5/12/chartex" xmlns:cx7="http://schemas.microsoft.com/office/drawing/2016/5/13/chartex" xmlns:cx8="http://schemas.microsoft.com/office/drawing/2016/5/14/chartex" xmlns:mc="http://schemas.openxmlformats.org/markup-compatibility/2006" xmlns:aink="http://schemas.microsoft.com/office/drawing/2016/ink" xmlns:am3d="http://schemas.microsoft.com/office/drawing/2017/model3d" xmlns:o="urn:schemas-microsoft-com:office:office" xmlns:oel="http://schemas.microsoft.com/office/2019/extlst" xmlns:r="http://schemas.openxmlformats.org/officeDocument/2006/relationships" xmlns:m="http://schemas.openxmlformats.org/officeDocument/2006/math" xmlns:v="urn:schemas-microsoft-com:vml" xmlns:wp14="http://schemas.microsoft.com/office/word/2010/wordprocessingDrawing" xmlns:wp="http://schemas.openxmlformats.org/drawingml/2006/wordprocessingDrawing" xmlns:w10="urn:schemas-microsoft-com:office:word" xmlns:w="http://schemas.openxmlformats.org/wordprocessingml/2006/main" xmlns:w14="http://schemas.microsoft.com/office/word/2010/wordml" xmlns:w15="http://schemas.microsoft.com/office/word/2012/wordml" xmlns:w16cex="http://schemas.microsoft.com/office/word/2018/wordml/cex" xmlns:w16cid="http://schemas.microsoft.com/office/word/2016/wordml/cid" xmlns:w16="http://schemas.microsoft.com/office/word/2018/wordml" xmlns:w16du="http://schemas.microsoft.com/office/word/2023/wordml/word16du" xmlns:w16sdtdh="http://schemas.microsoft.com/office/word/2020/wordml/sdtdatahash" xmlns:w16sdtfl="http://schemas.microsoft.com/office/word/2024/wordml/sdtformatlock" xmlns:w16se="http://schemas.microsoft.com/office/word/2015/wordml/symex" xmlns:wpg="http://schemas.microsoft.com/office/word/2010/wordprocessingGroup" xmlns:wpi="http://schemas.microsoft.com/office/word/2010/wordprocessingInk" xmlns:wne="http://schemas.microsoft.com/office/word/2006/wordml" xmlns:wps="http://schemas.microsoft.com/office/word/2010/wordprocessingShape" mc:Ignorable="w14 w15 w16se w16cid w16 w16cex w16sdtdh w16sdtfl w16du wp14">
   <w:body>
     <w:p>
       <w:pPr>
@@ -822,6 +822,7 @@
                 <w:szCs w:val="20"/>
               </w:rPr>
             </w:pPr>
+            <w:proofErr w:type="gramStart"/>
             <w:r>
               <w:rPr>
                 <w:rFonts w:eastAsia="Google Sans"/>
@@ -840,6 +841,7 @@
               </w:rPr>
               <w:t xml:space="preserve"> day</w:t>
             </w:r>
+            <w:proofErr w:type="gramEnd"/>
           </w:p>
         </w:tc>
       </w:tr>
@@ -1845,8 +1847,19 @@
                 <w:sz w:val="20"/>
                 <w:szCs w:val="20"/>
               </w:rPr>
-              <w:t>Construct &amp; Execute</w:t>
-            </w:r>
+              <w:t xml:space="preserve">Construct &amp; </w:t>
+            </w:r>
+            <w:proofErr w:type="gramStart"/>
+            <w:r>
+              <w:rPr>
+                <w:rFonts w:eastAsia="Google Sans"/>
+                <w:b/>
+                <w:sz w:val="20"/>
+                <w:szCs w:val="20"/>
+              </w:rPr>
+              <w:t>Execute</w:t>
+            </w:r>
+            <w:proofErr w:type="gramEnd"/>
           </w:p>
         </w:tc>
         <w:tc>
@@ -2096,31 +2109,16 @@
         <w:rPr>
           <w:rFonts w:ascii="Google Sans" w:eastAsia="Google Sans" w:hAnsi="Google Sans" w:cs="Google Sans"/>
           <w:b/>
-          <w:color w:val="1155CC"/>
-        </w:rPr>
-        <w:sectPr>
-          <w:headerReference w:type="default" r:id="rId7"/>
-          <w:footerReference w:type="default" r:id="rId8"/>
-          <w:headerReference w:type="first" r:id="rId9"/>
-          <w:footerReference w:type="first" r:id="rId10"/>
-          <w:pgSz w:w="12240" w:h="15840"/>
-          <w:pgMar w:top="720" w:right="720" w:bottom="720" w:left="720" w:header="720" w:footer="720" w:gutter="0"/>
-          <w:cols w:space="720"/>
-        </w:sectPr>
-      </w:pPr>
-    </w:p>
-    <w:p>
-      <w:pPr>
-        <w:spacing w:after="100"/>
-        <w:rPr>
-          <w:rFonts w:ascii="Google Sans" w:eastAsia="Google Sans" w:hAnsi="Google Sans" w:cs="Google Sans"/>
-          <w:b/>
           <w:sz w:val="28"/>
           <w:szCs w:val="28"/>
         </w:rPr>
       </w:pPr>
     </w:p>
     <w:sectPr>
+      <w:headerReference w:type="default" r:id="rId7"/>
+      <w:footerReference w:type="default" r:id="rId8"/>
+      <w:headerReference w:type="first" r:id="rId9"/>
+      <w:footerReference w:type="first" r:id="rId10"/>
       <w:pgSz w:w="12240" w:h="15840"/>
       <w:pgMar w:top="720" w:right="720" w:bottom="720" w:left="720" w:header="720" w:footer="720" w:gutter="0"/>
       <w:cols w:space="720"/>
@@ -2130,7 +2128,7 @@
 </file>
 
 <file path=word/endnotes.xml><?xml version="1.0" encoding="utf-8"?>
-<w:endnotes xmlns:wpc="http://schemas.microsoft.com/office/word/2010/wordprocessingCanvas" xmlns:cx="http://schemas.microsoft.com/office/drawing/2014/chartex" xmlns:cx1="http://schemas.microsoft.com/office/drawing/2015/9/8/chartex" xmlns:cx2="http://schemas.microsoft.com/office/drawing/2015/10/21/chartex" xmlns:cx3="http://schemas.microsoft.com/office/drawing/2016/5/9/chartex" xmlns:cx4="http://schemas.microsoft.com/office/drawing/2016/5/10/chartex" xmlns:cx5="http://schemas.microsoft.com/office/drawing/2016/5/11/chartex" xmlns:cx6="http://schemas.microsoft.com/office/drawing/2016/5/12/chartex" xmlns:cx7="http://schemas.microsoft.com/office/drawing/2016/5/13/chartex" xmlns:cx8="http://schemas.microsoft.com/office/drawing/2016/5/14/chartex" xmlns:mc="http://schemas.openxmlformats.org/markup-compatibility/2006" xmlns:aink="http://schemas.microsoft.com/office/drawing/2016/ink" xmlns:am3d="http://schemas.microsoft.com/office/drawing/2017/model3d" xmlns:o="urn:schemas-microsoft-com:office:office" xmlns:oel="http://schemas.microsoft.com/office/2019/extlst" xmlns:r="http://schemas.openxmlformats.org/officeDocument/2006/relationships" xmlns:m="http://schemas.openxmlformats.org/officeDocument/2006/math" xmlns:v="urn:schemas-microsoft-com:vml" xmlns:wp14="http://schemas.microsoft.com/office/word/2010/wordprocessingDrawing" xmlns:wp="http://schemas.openxmlformats.org/drawingml/2006/wordprocessingDrawing" xmlns:w10="urn:schemas-microsoft-com:office:word" xmlns:w="http://schemas.openxmlformats.org/wordprocessingml/2006/main" xmlns:w14="http://schemas.microsoft.com/office/word/2010/wordml" xmlns:w15="http://schemas.microsoft.com/office/word/2012/wordml" xmlns:w16cex="http://schemas.microsoft.com/office/word/2018/wordml/cex" xmlns:w16cid="http://schemas.microsoft.com/office/word/2016/wordml/cid" xmlns:w16="http://schemas.microsoft.com/office/word/2018/wordml" xmlns:w16du="http://schemas.microsoft.com/office/word/2023/wordml/word16du" xmlns:w16sdtdh="http://schemas.microsoft.com/office/word/2020/wordml/sdtdatahash" xmlns:w16se="http://schemas.microsoft.com/office/word/2015/wordml/symex" xmlns:wpg="http://schemas.microsoft.com/office/word/2010/wordprocessingGroup" xmlns:wpi="http://schemas.microsoft.com/office/word/2010/wordprocessingInk" xmlns:wne="http://schemas.microsoft.com/office/word/2006/wordml" xmlns:wps="http://schemas.microsoft.com/office/word/2010/wordprocessingShape" mc:Ignorable="w14 w15 w16se w16cid w16 w16cex w16sdtdh w16du wp14">
+<w:endnotes xmlns:wpc="http://schemas.microsoft.com/office/word/2010/wordprocessingCanvas" xmlns:cx="http://schemas.microsoft.com/office/drawing/2014/chartex" xmlns:cx1="http://schemas.microsoft.com/office/drawing/2015/9/8/chartex" xmlns:cx2="http://schemas.microsoft.com/office/drawing/2015/10/21/chartex" xmlns:cx3="http://schemas.microsoft.com/office/drawing/2016/5/9/chartex" xmlns:cx4="http://schemas.microsoft.com/office/drawing/2016/5/10/chartex" xmlns:cx5="http://schemas.microsoft.com/office/drawing/2016/5/11/chartex" xmlns:cx6="http://schemas.microsoft.com/office/drawing/2016/5/12/chartex" xmlns:cx7="http://schemas.microsoft.com/office/drawing/2016/5/13/chartex" xmlns:cx8="http://schemas.microsoft.com/office/drawing/2016/5/14/chartex" xmlns:mc="http://schemas.openxmlformats.org/markup-compatibility/2006" xmlns:aink="http://schemas.microsoft.com/office/drawing/2016/ink" xmlns:am3d="http://schemas.microsoft.com/office/drawing/2017/model3d" xmlns:o="urn:schemas-microsoft-com:office:office" xmlns:oel="http://schemas.microsoft.com/office/2019/extlst" xmlns:r="http://schemas.openxmlformats.org/officeDocument/2006/relationships" xmlns:m="http://schemas.openxmlformats.org/officeDocument/2006/math" xmlns:v="urn:schemas-microsoft-com:vml" xmlns:wp14="http://schemas.microsoft.com/office/word/2010/wordprocessingDrawing" xmlns:wp="http://schemas.openxmlformats.org/drawingml/2006/wordprocessingDrawing" xmlns:w10="urn:schemas-microsoft-com:office:word" xmlns:w="http://schemas.openxmlformats.org/wordprocessingml/2006/main" xmlns:w14="http://schemas.microsoft.com/office/word/2010/wordml" xmlns:w15="http://schemas.microsoft.com/office/word/2012/wordml" xmlns:w16cex="http://schemas.microsoft.com/office/word/2018/wordml/cex" xmlns:w16cid="http://schemas.microsoft.com/office/word/2016/wordml/cid" xmlns:w16="http://schemas.microsoft.com/office/word/2018/wordml" xmlns:w16du="http://schemas.microsoft.com/office/word/2023/wordml/word16du" xmlns:w16sdtdh="http://schemas.microsoft.com/office/word/2020/wordml/sdtdatahash" xmlns:w16sdtfl="http://schemas.microsoft.com/office/word/2024/wordml/sdtformatlock" xmlns:w16se="http://schemas.microsoft.com/office/word/2015/wordml/symex" xmlns:wpg="http://schemas.microsoft.com/office/word/2010/wordprocessingGroup" xmlns:wpi="http://schemas.microsoft.com/office/word/2010/wordprocessingInk" xmlns:wne="http://schemas.microsoft.com/office/word/2006/wordml" xmlns:wps="http://schemas.microsoft.com/office/word/2010/wordprocessingShape" mc:Ignorable="w14 w15 w16se w16cid w16 w16cex w16sdtdh w16sdtfl w16du wp14">
   <w:endnote w:type="separator" w:id="-1">
     <w:p>
       <w:pPr>
@@ -2155,7 +2153,7 @@
 </file>
 
 <file path=word/footer1.xml><?xml version="1.0" encoding="utf-8"?>
-<w:ftr xmlns:wpc="http://schemas.microsoft.com/office/word/2010/wordprocessingCanvas" xmlns:cx="http://schemas.microsoft.com/office/drawing/2014/chartex" xmlns:cx1="http://schemas.microsoft.com/office/drawing/2015/9/8/chartex" xmlns:cx2="http://schemas.microsoft.com/office/drawing/2015/10/21/chartex" xmlns:cx3="http://schemas.microsoft.com/office/drawing/2016/5/9/chartex" xmlns:cx4="http://schemas.microsoft.com/office/drawing/2016/5/10/chartex" xmlns:cx5="http://schemas.microsoft.com/office/drawing/2016/5/11/chartex" xmlns:cx6="http://schemas.microsoft.com/office/drawing/2016/5/12/chartex" xmlns:cx7="http://schemas.microsoft.com/office/drawing/2016/5/13/chartex" xmlns:cx8="http://schemas.microsoft.com/office/drawing/2016/5/14/chartex" xmlns:mc="http://schemas.openxmlformats.org/markup-compatibility/2006" xmlns:aink="http://schemas.microsoft.com/office/drawing/2016/ink" xmlns:am3d="http://schemas.microsoft.com/office/drawing/2017/model3d" xmlns:o="urn:schemas-microsoft-com:office:office" xmlns:oel="http://schemas.microsoft.com/office/2019/extlst" xmlns:r="http://schemas.openxmlformats.org/officeDocument/2006/relationships" xmlns:m="http://schemas.openxmlformats.org/officeDocument/2006/math" xmlns:v="urn:schemas-microsoft-com:vml" xmlns:wp14="http://schemas.microsoft.com/office/word/2010/wordprocessingDrawing" xmlns:wp="http://schemas.openxmlformats.org/drawingml/2006/wordprocessingDrawing" xmlns:w10="urn:schemas-microsoft-com:office:word" xmlns:w="http://schemas.openxmlformats.org/wordprocessingml/2006/main" xmlns:w14="http://schemas.microsoft.com/office/word/2010/wordml" xmlns:w15="http://schemas.microsoft.com/office/word/2012/wordml" xmlns:w16cex="http://schemas.microsoft.com/office/word/2018/wordml/cex" xmlns:w16cid="http://schemas.microsoft.com/office/word/2016/wordml/cid" xmlns:w16="http://schemas.microsoft.com/office/word/2018/wordml" xmlns:w16du="http://schemas.microsoft.com/office/word/2023/wordml/word16du" xmlns:w16sdtdh="http://schemas.microsoft.com/office/word/2020/wordml/sdtdatahash" xmlns:w16se="http://schemas.microsoft.com/office/word/2015/wordml/symex" xmlns:wpg="http://schemas.microsoft.com/office/word/2010/wordprocessingGroup" xmlns:wpi="http://schemas.microsoft.com/office/word/2010/wordprocessingInk" xmlns:wne="http://schemas.microsoft.com/office/word/2006/wordml" xmlns:wps="http://schemas.microsoft.com/office/word/2010/wordprocessingShape" mc:Ignorable="w14 w15 w16se w16cid w16 w16cex w16sdtdh w16du wp14">
+<w:ftr xmlns:wpc="http://schemas.microsoft.com/office/word/2010/wordprocessingCanvas" xmlns:cx="http://schemas.microsoft.com/office/drawing/2014/chartex" xmlns:cx1="http://schemas.microsoft.com/office/drawing/2015/9/8/chartex" xmlns:cx2="http://schemas.microsoft.com/office/drawing/2015/10/21/chartex" xmlns:cx3="http://schemas.microsoft.com/office/drawing/2016/5/9/chartex" xmlns:cx4="http://schemas.microsoft.com/office/drawing/2016/5/10/chartex" xmlns:cx5="http://schemas.microsoft.com/office/drawing/2016/5/11/chartex" xmlns:cx6="http://schemas.microsoft.com/office/drawing/2016/5/12/chartex" xmlns:cx7="http://schemas.microsoft.com/office/drawing/2016/5/13/chartex" xmlns:cx8="http://schemas.microsoft.com/office/drawing/2016/5/14/chartex" xmlns:mc="http://schemas.openxmlformats.org/markup-compatibility/2006" xmlns:aink="http://schemas.microsoft.com/office/drawing/2016/ink" xmlns:am3d="http://schemas.microsoft.com/office/drawing/2017/model3d" xmlns:o="urn:schemas-microsoft-com:office:office" xmlns:oel="http://schemas.microsoft.com/office/2019/extlst" xmlns:r="http://schemas.openxmlformats.org/officeDocument/2006/relationships" xmlns:m="http://schemas.openxmlformats.org/officeDocument/2006/math" xmlns:v="urn:schemas-microsoft-com:vml" xmlns:wp14="http://schemas.microsoft.com/office/word/2010/wordprocessingDrawing" xmlns:wp="http://schemas.openxmlformats.org/drawingml/2006/wordprocessingDrawing" xmlns:w10="urn:schemas-microsoft-com:office:word" xmlns:w="http://schemas.openxmlformats.org/wordprocessingml/2006/main" xmlns:w14="http://schemas.microsoft.com/office/word/2010/wordml" xmlns:w15="http://schemas.microsoft.com/office/word/2012/wordml" xmlns:w16cex="http://schemas.microsoft.com/office/word/2018/wordml/cex" xmlns:w16cid="http://schemas.microsoft.com/office/word/2016/wordml/cid" xmlns:w16="http://schemas.microsoft.com/office/word/2018/wordml" xmlns:w16du="http://schemas.microsoft.com/office/word/2023/wordml/word16du" xmlns:w16sdtdh="http://schemas.microsoft.com/office/word/2020/wordml/sdtdatahash" xmlns:w16sdtfl="http://schemas.microsoft.com/office/word/2024/wordml/sdtformatlock" xmlns:w16se="http://schemas.microsoft.com/office/word/2015/wordml/symex" xmlns:wpg="http://schemas.microsoft.com/office/word/2010/wordprocessingGroup" xmlns:wpi="http://schemas.microsoft.com/office/word/2010/wordprocessingInk" xmlns:wne="http://schemas.microsoft.com/office/word/2006/wordml" xmlns:wps="http://schemas.microsoft.com/office/word/2010/wordprocessingShape" mc:Ignorable="w14 w15 w16se w16cid w16 w16cex w16sdtdh w16sdtfl w16du wp14">
   <w:p>
     <w:pPr>
       <w:jc w:val="right"/>
@@ -2226,7 +2224,7 @@
 </file>
 
 <file path=word/footer2.xml><?xml version="1.0" encoding="utf-8"?>
-<w:ftr xmlns:wpc="http://schemas.microsoft.com/office/word/2010/wordprocessingCanvas" xmlns:cx="http://schemas.microsoft.com/office/drawing/2014/chartex" xmlns:cx1="http://schemas.microsoft.com/office/drawing/2015/9/8/chartex" xmlns:cx2="http://schemas.microsoft.com/office/drawing/2015/10/21/chartex" xmlns:cx3="http://schemas.microsoft.com/office/drawing/2016/5/9/chartex" xmlns:cx4="http://schemas.microsoft.com/office/drawing/2016/5/10/chartex" xmlns:cx5="http://schemas.microsoft.com/office/drawing/2016/5/11/chartex" xmlns:cx6="http://schemas.microsoft.com/office/drawing/2016/5/12/chartex" xmlns:cx7="http://schemas.microsoft.com/office/drawing/2016/5/13/chartex" xmlns:cx8="http://schemas.microsoft.com/office/drawing/2016/5/14/chartex" xmlns:mc="http://schemas.openxmlformats.org/markup-compatibility/2006" xmlns:aink="http://schemas.microsoft.com/office/drawing/2016/ink" xmlns:am3d="http://schemas.microsoft.com/office/drawing/2017/model3d" xmlns:o="urn:schemas-microsoft-com:office:office" xmlns:oel="http://schemas.microsoft.com/office/2019/extlst" xmlns:r="http://schemas.openxmlformats.org/officeDocument/2006/relationships" xmlns:m="http://schemas.openxmlformats.org/officeDocument/2006/math" xmlns:v="urn:schemas-microsoft-com:vml" xmlns:wp14="http://schemas.microsoft.com/office/word/2010/wordprocessingDrawing" xmlns:wp="http://schemas.openxmlformats.org/drawingml/2006/wordprocessingDrawing" xmlns:w10="urn:schemas-microsoft-com:office:word" xmlns:w="http://schemas.openxmlformats.org/wordprocessingml/2006/main" xmlns:w14="http://schemas.microsoft.com/office/word/2010/wordml" xmlns:w15="http://schemas.microsoft.com/office/word/2012/wordml" xmlns:w16cex="http://schemas.microsoft.com/office/word/2018/wordml/cex" xmlns:w16cid="http://schemas.microsoft.com/office/word/2016/wordml/cid" xmlns:w16="http://schemas.microsoft.com/office/word/2018/wordml" xmlns:w16du="http://schemas.microsoft.com/office/word/2023/wordml/word16du" xmlns:w16sdtdh="http://schemas.microsoft.com/office/word/2020/wordml/sdtdatahash" xmlns:w16se="http://schemas.microsoft.com/office/word/2015/wordml/symex" xmlns:wpg="http://schemas.microsoft.com/office/word/2010/wordprocessingGroup" xmlns:wpi="http://schemas.microsoft.com/office/word/2010/wordprocessingInk" xmlns:wne="http://schemas.microsoft.com/office/word/2006/wordml" xmlns:wps="http://schemas.microsoft.com/office/word/2010/wordprocessingShape" mc:Ignorable="w14 w15 w16se w16cid w16 w16cex w16sdtdh w16du wp14">
+<w:ftr xmlns:wpc="http://schemas.microsoft.com/office/word/2010/wordprocessingCanvas" xmlns:cx="http://schemas.microsoft.com/office/drawing/2014/chartex" xmlns:cx1="http://schemas.microsoft.com/office/drawing/2015/9/8/chartex" xmlns:cx2="http://schemas.microsoft.com/office/drawing/2015/10/21/chartex" xmlns:cx3="http://schemas.microsoft.com/office/drawing/2016/5/9/chartex" xmlns:cx4="http://schemas.microsoft.com/office/drawing/2016/5/10/chartex" xmlns:cx5="http://schemas.microsoft.com/office/drawing/2016/5/11/chartex" xmlns:cx6="http://schemas.microsoft.com/office/drawing/2016/5/12/chartex" xmlns:cx7="http://schemas.microsoft.com/office/drawing/2016/5/13/chartex" xmlns:cx8="http://schemas.microsoft.com/office/drawing/2016/5/14/chartex" xmlns:mc="http://schemas.openxmlformats.org/markup-compatibility/2006" xmlns:aink="http://schemas.microsoft.com/office/drawing/2016/ink" xmlns:am3d="http://schemas.microsoft.com/office/drawing/2017/model3d" xmlns:o="urn:schemas-microsoft-com:office:office" xmlns:oel="http://schemas.microsoft.com/office/2019/extlst" xmlns:r="http://schemas.openxmlformats.org/officeDocument/2006/relationships" xmlns:m="http://schemas.openxmlformats.org/officeDocument/2006/math" xmlns:v="urn:schemas-microsoft-com:vml" xmlns:wp14="http://schemas.microsoft.com/office/word/2010/wordprocessingDrawing" xmlns:wp="http://schemas.openxmlformats.org/drawingml/2006/wordprocessingDrawing" xmlns:w10="urn:schemas-microsoft-com:office:word" xmlns:w="http://schemas.openxmlformats.org/wordprocessingml/2006/main" xmlns:w14="http://schemas.microsoft.com/office/word/2010/wordml" xmlns:w15="http://schemas.microsoft.com/office/word/2012/wordml" xmlns:w16cex="http://schemas.microsoft.com/office/word/2018/wordml/cex" xmlns:w16cid="http://schemas.microsoft.com/office/word/2016/wordml/cid" xmlns:w16="http://schemas.microsoft.com/office/word/2018/wordml" xmlns:w16du="http://schemas.microsoft.com/office/word/2023/wordml/word16du" xmlns:w16sdtdh="http://schemas.microsoft.com/office/word/2020/wordml/sdtdatahash" xmlns:w16sdtfl="http://schemas.microsoft.com/office/word/2024/wordml/sdtformatlock" xmlns:w16se="http://schemas.microsoft.com/office/word/2015/wordml/symex" xmlns:wpg="http://schemas.microsoft.com/office/word/2010/wordprocessingGroup" xmlns:wpi="http://schemas.microsoft.com/office/word/2010/wordprocessingInk" xmlns:wne="http://schemas.microsoft.com/office/word/2006/wordml" xmlns:wps="http://schemas.microsoft.com/office/word/2010/wordprocessingShape" mc:Ignorable="w14 w15 w16se w16cid w16 w16cex w16sdtdh w16sdtfl w16du wp14">
   <w:p>
     <w:pPr>
       <w:jc w:val="right"/>
@@ -2236,7 +2234,7 @@
 </file>
 
 <file path=word/footnotes.xml><?xml version="1.0" encoding="utf-8"?>
-<w:footnotes xmlns:wpc="http://schemas.microsoft.com/office/word/2010/wordprocessingCanvas" xmlns:cx="http://schemas.microsoft.com/office/drawing/2014/chartex" xmlns:cx1="http://schemas.microsoft.com/office/drawing/2015/9/8/chartex" xmlns:cx2="http://schemas.microsoft.com/office/drawing/2015/10/21/chartex" xmlns:cx3="http://schemas.microsoft.com/office/drawing/2016/5/9/chartex" xmlns:cx4="http://schemas.microsoft.com/office/drawing/2016/5/10/chartex" xmlns:cx5="http://schemas.microsoft.com/office/drawing/2016/5/11/chartex" xmlns:cx6="http://schemas.microsoft.com/office/drawing/2016/5/12/chartex" xmlns:cx7="http://schemas.microsoft.com/office/drawing/2016/5/13/chartex" xmlns:cx8="http://schemas.microsoft.com/office/drawing/2016/5/14/chartex" xmlns:mc="http://schemas.openxmlformats.org/markup-compatibility/2006" xmlns:aink="http://schemas.microsoft.com/office/drawing/2016/ink" xmlns:am3d="http://schemas.microsoft.com/office/drawing/2017/model3d" xmlns:o="urn:schemas-microsoft-com:office:office" xmlns:oel="http://schemas.microsoft.com/office/2019/extlst" xmlns:r="http://schemas.openxmlformats.org/officeDocument/2006/relationships" xmlns:m="http://schemas.openxmlformats.org/officeDocument/2006/math" xmlns:v="urn:schemas-microsoft-com:vml" xmlns:wp14="http://schemas.microsoft.com/office/word/2010/wordprocessingDrawing" xmlns:wp="http://schemas.openxmlformats.org/drawingml/2006/wordprocessingDrawing" xmlns:w10="urn:schemas-microsoft-com:office:word" xmlns:w="http://schemas.openxmlformats.org/wordprocessingml/2006/main" xmlns:w14="http://schemas.microsoft.com/office/word/2010/wordml" xmlns:w15="http://schemas.microsoft.com/office/word/2012/wordml" xmlns:w16cex="http://schemas.microsoft.com/office/word/2018/wordml/cex" xmlns:w16cid="http://schemas.microsoft.com/office/word/2016/wordml/cid" xmlns:w16="http://schemas.microsoft.com/office/word/2018/wordml" xmlns:w16du="http://schemas.microsoft.com/office/word/2023/wordml/word16du" xmlns:w16sdtdh="http://schemas.microsoft.com/office/word/2020/wordml/sdtdatahash" xmlns:w16se="http://schemas.microsoft.com/office/word/2015/wordml/symex" xmlns:wpg="http://schemas.microsoft.com/office/word/2010/wordprocessingGroup" xmlns:wpi="http://schemas.microsoft.com/office/word/2010/wordprocessingInk" xmlns:wne="http://schemas.microsoft.com/office/word/2006/wordml" xmlns:wps="http://schemas.microsoft.com/office/word/2010/wordprocessingShape" mc:Ignorable="w14 w15 w16se w16cid w16 w16cex w16sdtdh w16du wp14">
+<w:footnotes xmlns:wpc="http://schemas.microsoft.com/office/word/2010/wordprocessingCanvas" xmlns:cx="http://schemas.microsoft.com/office/drawing/2014/chartex" xmlns:cx1="http://schemas.microsoft.com/office/drawing/2015/9/8/chartex" xmlns:cx2="http://schemas.microsoft.com/office/drawing/2015/10/21/chartex" xmlns:cx3="http://schemas.microsoft.com/office/drawing/2016/5/9/chartex" xmlns:cx4="http://schemas.microsoft.com/office/drawing/2016/5/10/chartex" xmlns:cx5="http://schemas.microsoft.com/office/drawing/2016/5/11/chartex" xmlns:cx6="http://schemas.microsoft.com/office/drawing/2016/5/12/chartex" xmlns:cx7="http://schemas.microsoft.com/office/drawing/2016/5/13/chartex" xmlns:cx8="http://schemas.microsoft.com/office/drawing/2016/5/14/chartex" xmlns:mc="http://schemas.openxmlformats.org/markup-compatibility/2006" xmlns:aink="http://schemas.microsoft.com/office/drawing/2016/ink" xmlns:am3d="http://schemas.microsoft.com/office/drawing/2017/model3d" xmlns:o="urn:schemas-microsoft-com:office:office" xmlns:oel="http://schemas.microsoft.com/office/2019/extlst" xmlns:r="http://schemas.openxmlformats.org/officeDocument/2006/relationships" xmlns:m="http://schemas.openxmlformats.org/officeDocument/2006/math" xmlns:v="urn:schemas-microsoft-com:vml" xmlns:wp14="http://schemas.microsoft.com/office/word/2010/wordprocessingDrawing" xmlns:wp="http://schemas.openxmlformats.org/drawingml/2006/wordprocessingDrawing" xmlns:w10="urn:schemas-microsoft-com:office:word" xmlns:w="http://schemas.openxmlformats.org/wordprocessingml/2006/main" xmlns:w14="http://schemas.microsoft.com/office/word/2010/wordml" xmlns:w15="http://schemas.microsoft.com/office/word/2012/wordml" xmlns:w16cex="http://schemas.microsoft.com/office/word/2018/wordml/cex" xmlns:w16cid="http://schemas.microsoft.com/office/word/2016/wordml/cid" xmlns:w16="http://schemas.microsoft.com/office/word/2018/wordml" xmlns:w16du="http://schemas.microsoft.com/office/word/2023/wordml/word16du" xmlns:w16sdtdh="http://schemas.microsoft.com/office/word/2020/wordml/sdtdatahash" xmlns:w16sdtfl="http://schemas.microsoft.com/office/word/2024/wordml/sdtformatlock" xmlns:w16se="http://schemas.microsoft.com/office/word/2015/wordml/symex" xmlns:wpg="http://schemas.microsoft.com/office/word/2010/wordprocessingGroup" xmlns:wpi="http://schemas.microsoft.com/office/word/2010/wordprocessingInk" xmlns:wne="http://schemas.microsoft.com/office/word/2006/wordml" xmlns:wps="http://schemas.microsoft.com/office/word/2010/wordprocessingShape" mc:Ignorable="w14 w15 w16se w16cid w16 w16cex w16sdtdh w16sdtfl w16du wp14">
   <w:footnote w:type="separator" w:id="-1">
     <w:p>
       <w:pPr>
@@ -2261,7 +2259,7 @@
 </file>
 
 <file path=word/header1.xml><?xml version="1.0" encoding="utf-8"?>
-<w:hdr xmlns:wpc="http://schemas.microsoft.com/office/word/2010/wordprocessingCanvas" xmlns:cx="http://schemas.microsoft.com/office/drawing/2014/chartex" xmlns:cx1="http://schemas.microsoft.com/office/drawing/2015/9/8/chartex" xmlns:cx2="http://schemas.microsoft.com/office/drawing/2015/10/21/chartex" xmlns:cx3="http://schemas.microsoft.com/office/drawing/2016/5/9/chartex" xmlns:cx4="http://schemas.microsoft.com/office/drawing/2016/5/10/chartex" xmlns:cx5="http://schemas.microsoft.com/office/drawing/2016/5/11/chartex" xmlns:cx6="http://schemas.microsoft.com/office/drawing/2016/5/12/chartex" xmlns:cx7="http://schemas.microsoft.com/office/drawing/2016/5/13/chartex" xmlns:cx8="http://schemas.microsoft.com/office/drawing/2016/5/14/chartex" xmlns:mc="http://schemas.openxmlformats.org/markup-compatibility/2006" xmlns:aink="http://schemas.microsoft.com/office/drawing/2016/ink" xmlns:am3d="http://schemas.microsoft.com/office/drawing/2017/model3d" xmlns:o="urn:schemas-microsoft-com:office:office" xmlns:oel="http://schemas.microsoft.com/office/2019/extlst" xmlns:r="http://schemas.openxmlformats.org/officeDocument/2006/relationships" xmlns:m="http://schemas.openxmlformats.org/officeDocument/2006/math" xmlns:v="urn:schemas-microsoft-com:vml" xmlns:wp14="http://schemas.microsoft.com/office/word/2010/wordprocessingDrawing" xmlns:wp="http://schemas.openxmlformats.org/drawingml/2006/wordprocessingDrawing" xmlns:w10="urn:schemas-microsoft-com:office:word" xmlns:w="http://schemas.openxmlformats.org/wordprocessingml/2006/main" xmlns:w14="http://schemas.microsoft.com/office/word/2010/wordml" xmlns:w15="http://schemas.microsoft.com/office/word/2012/wordml" xmlns:w16cex="http://schemas.microsoft.com/office/word/2018/wordml/cex" xmlns:w16cid="http://schemas.microsoft.com/office/word/2016/wordml/cid" xmlns:w16="http://schemas.microsoft.com/office/word/2018/wordml" xmlns:w16du="http://schemas.microsoft.com/office/word/2023/wordml/word16du" xmlns:w16sdtdh="http://schemas.microsoft.com/office/word/2020/wordml/sdtdatahash" xmlns:w16se="http://schemas.microsoft.com/office/word/2015/wordml/symex" xmlns:wpg="http://schemas.microsoft.com/office/word/2010/wordprocessingGroup" xmlns:wpi="http://schemas.microsoft.com/office/word/2010/wordprocessingInk" xmlns:wne="http://schemas.microsoft.com/office/word/2006/wordml" xmlns:wps="http://schemas.microsoft.com/office/word/2010/wordprocessingShape" mc:Ignorable="w14 w15 w16se w16cid w16 w16cex w16sdtdh w16du wp14">
+<w:hdr xmlns:wpc="http://schemas.microsoft.com/office/word/2010/wordprocessingCanvas" xmlns:cx="http://schemas.microsoft.com/office/drawing/2014/chartex" xmlns:cx1="http://schemas.microsoft.com/office/drawing/2015/9/8/chartex" xmlns:cx2="http://schemas.microsoft.com/office/drawing/2015/10/21/chartex" xmlns:cx3="http://schemas.microsoft.com/office/drawing/2016/5/9/chartex" xmlns:cx4="http://schemas.microsoft.com/office/drawing/2016/5/10/chartex" xmlns:cx5="http://schemas.microsoft.com/office/drawing/2016/5/11/chartex" xmlns:cx6="http://schemas.microsoft.com/office/drawing/2016/5/12/chartex" xmlns:cx7="http://schemas.microsoft.com/office/drawing/2016/5/13/chartex" xmlns:cx8="http://schemas.microsoft.com/office/drawing/2016/5/14/chartex" xmlns:mc="http://schemas.openxmlformats.org/markup-compatibility/2006" xmlns:aink="http://schemas.microsoft.com/office/drawing/2016/ink" xmlns:am3d="http://schemas.microsoft.com/office/drawing/2017/model3d" xmlns:o="urn:schemas-microsoft-com:office:office" xmlns:oel="http://schemas.microsoft.com/office/2019/extlst" xmlns:r="http://schemas.openxmlformats.org/officeDocument/2006/relationships" xmlns:m="http://schemas.openxmlformats.org/officeDocument/2006/math" xmlns:v="urn:schemas-microsoft-com:vml" xmlns:wp14="http://schemas.microsoft.com/office/word/2010/wordprocessingDrawing" xmlns:wp="http://schemas.openxmlformats.org/drawingml/2006/wordprocessingDrawing" xmlns:w10="urn:schemas-microsoft-com:office:word" xmlns:w="http://schemas.openxmlformats.org/wordprocessingml/2006/main" xmlns:w14="http://schemas.microsoft.com/office/word/2010/wordml" xmlns:w15="http://schemas.microsoft.com/office/word/2012/wordml" xmlns:w16cex="http://schemas.microsoft.com/office/word/2018/wordml/cex" xmlns:w16cid="http://schemas.microsoft.com/office/word/2016/wordml/cid" xmlns:w16="http://schemas.microsoft.com/office/word/2018/wordml" xmlns:w16du="http://schemas.microsoft.com/office/word/2023/wordml/word16du" xmlns:w16sdtdh="http://schemas.microsoft.com/office/word/2020/wordml/sdtdatahash" xmlns:w16sdtfl="http://schemas.microsoft.com/office/word/2024/wordml/sdtformatlock" xmlns:w16se="http://schemas.microsoft.com/office/word/2015/wordml/symex" xmlns:wpg="http://schemas.microsoft.com/office/word/2010/wordprocessingGroup" xmlns:wpi="http://schemas.microsoft.com/office/word/2010/wordprocessingInk" xmlns:wne="http://schemas.microsoft.com/office/word/2006/wordml" xmlns:wps="http://schemas.microsoft.com/office/word/2010/wordprocessingShape" mc:Ignorable="w14 w15 w16se w16cid w16 w16cex w16sdtdh w16sdtfl w16du wp14">
   <w:p/>
   <w:p>
     <w:pPr>
@@ -2373,7 +2371,7 @@
 </file>
 
 <file path=word/header2.xml><?xml version="1.0" encoding="utf-8"?>
-<w:hdr xmlns:wpc="http://schemas.microsoft.com/office/word/2010/wordprocessingCanvas" xmlns:cx="http://schemas.microsoft.com/office/drawing/2014/chartex" xmlns:cx1="http://schemas.microsoft.com/office/drawing/2015/9/8/chartex" xmlns:cx2="http://schemas.microsoft.com/office/drawing/2015/10/21/chartex" xmlns:cx3="http://schemas.microsoft.com/office/drawing/2016/5/9/chartex" xmlns:cx4="http://schemas.microsoft.com/office/drawing/2016/5/10/chartex" xmlns:cx5="http://schemas.microsoft.com/office/drawing/2016/5/11/chartex" xmlns:cx6="http://schemas.microsoft.com/office/drawing/2016/5/12/chartex" xmlns:cx7="http://schemas.microsoft.com/office/drawing/2016/5/13/chartex" xmlns:cx8="http://schemas.microsoft.com/office/drawing/2016/5/14/chartex" xmlns:mc="http://schemas.openxmlformats.org/markup-compatibility/2006" xmlns:aink="http://schemas.microsoft.com/office/drawing/2016/ink" xmlns:am3d="http://schemas.microsoft.com/office/drawing/2017/model3d" xmlns:o="urn:schemas-microsoft-com:office:office" xmlns:oel="http://schemas.microsoft.com/office/2019/extlst" xmlns:r="http://schemas.openxmlformats.org/officeDocument/2006/relationships" xmlns:m="http://schemas.openxmlformats.org/officeDocument/2006/math" xmlns:v="urn:schemas-microsoft-com:vml" xmlns:wp14="http://schemas.microsoft.com/office/word/2010/wordprocessingDrawing" xmlns:wp="http://schemas.openxmlformats.org/drawingml/2006/wordprocessingDrawing" xmlns:w10="urn:schemas-microsoft-com:office:word" xmlns:w="http://schemas.openxmlformats.org/wordprocessingml/2006/main" xmlns:w14="http://schemas.microsoft.com/office/word/2010/wordml" xmlns:w15="http://schemas.microsoft.com/office/word/2012/wordml" xmlns:w16cex="http://schemas.microsoft.com/office/word/2018/wordml/cex" xmlns:w16cid="http://schemas.microsoft.com/office/word/2016/wordml/cid" xmlns:w16="http://schemas.microsoft.com/office/word/2018/wordml" xmlns:w16du="http://schemas.microsoft.com/office/word/2023/wordml/word16du" xmlns:w16sdtdh="http://schemas.microsoft.com/office/word/2020/wordml/sdtdatahash" xmlns:w16se="http://schemas.microsoft.com/office/word/2015/wordml/symex" xmlns:wpg="http://schemas.microsoft.com/office/word/2010/wordprocessingGroup" xmlns:wpi="http://schemas.microsoft.com/office/word/2010/wordprocessingInk" xmlns:wne="http://schemas.microsoft.com/office/word/2006/wordml" xmlns:wps="http://schemas.microsoft.com/office/word/2010/wordprocessingShape" mc:Ignorable="w14 w15 w16se w16cid w16 w16cex w16sdtdh w16du wp14">
+<w:hdr xmlns:wpc="http://schemas.microsoft.com/office/word/2010/wordprocessingCanvas" xmlns:cx="http://schemas.microsoft.com/office/drawing/2014/chartex" xmlns:cx1="http://schemas.microsoft.com/office/drawing/2015/9/8/chartex" xmlns:cx2="http://schemas.microsoft.com/office/drawing/2015/10/21/chartex" xmlns:cx3="http://schemas.microsoft.com/office/drawing/2016/5/9/chartex" xmlns:cx4="http://schemas.microsoft.com/office/drawing/2016/5/10/chartex" xmlns:cx5="http://schemas.microsoft.com/office/drawing/2016/5/11/chartex" xmlns:cx6="http://schemas.microsoft.com/office/drawing/2016/5/12/chartex" xmlns:cx7="http://schemas.microsoft.com/office/drawing/2016/5/13/chartex" xmlns:cx8="http://schemas.microsoft.com/office/drawing/2016/5/14/chartex" xmlns:mc="http://schemas.openxmlformats.org/markup-compatibility/2006" xmlns:aink="http://schemas.microsoft.com/office/drawing/2016/ink" xmlns:am3d="http://schemas.microsoft.com/office/drawing/2017/model3d" xmlns:o="urn:schemas-microsoft-com:office:office" xmlns:oel="http://schemas.microsoft.com/office/2019/extlst" xmlns:r="http://schemas.openxmlformats.org/officeDocument/2006/relationships" xmlns:m="http://schemas.openxmlformats.org/officeDocument/2006/math" xmlns:v="urn:schemas-microsoft-com:vml" xmlns:wp14="http://schemas.microsoft.com/office/word/2010/wordprocessingDrawing" xmlns:wp="http://schemas.openxmlformats.org/drawingml/2006/wordprocessingDrawing" xmlns:w10="urn:schemas-microsoft-com:office:word" xmlns:w="http://schemas.openxmlformats.org/wordprocessingml/2006/main" xmlns:w14="http://schemas.microsoft.com/office/word/2010/wordml" xmlns:w15="http://schemas.microsoft.com/office/word/2012/wordml" xmlns:w16cex="http://schemas.microsoft.com/office/word/2018/wordml/cex" xmlns:w16cid="http://schemas.microsoft.com/office/word/2016/wordml/cid" xmlns:w16="http://schemas.microsoft.com/office/word/2018/wordml" xmlns:w16du="http://schemas.microsoft.com/office/word/2023/wordml/word16du" xmlns:w16sdtdh="http://schemas.microsoft.com/office/word/2020/wordml/sdtdatahash" xmlns:w16sdtfl="http://schemas.microsoft.com/office/word/2024/wordml/sdtformatlock" xmlns:w16se="http://schemas.microsoft.com/office/word/2015/wordml/symex" xmlns:wpg="http://schemas.microsoft.com/office/word/2010/wordprocessingGroup" xmlns:wpi="http://schemas.microsoft.com/office/word/2010/wordprocessingInk" xmlns:wne="http://schemas.microsoft.com/office/word/2006/wordml" xmlns:wps="http://schemas.microsoft.com/office/word/2010/wordprocessingShape" mc:Ignorable="w14 w15 w16se w16cid w16 w16cex w16sdtdh w16sdtfl w16du wp14">
   <w:p>
     <w:r>
       <w:rPr>
@@ -2428,7 +2426,7 @@
 </file>
 
 <file path=word/numbering.xml><?xml version="1.0" encoding="utf-8"?>
-<w:numbering xmlns:wpc="http://schemas.microsoft.com/office/word/2010/wordprocessingCanvas" xmlns:cx="http://schemas.microsoft.com/office/drawing/2014/chartex" xmlns:cx1="http://schemas.microsoft.com/office/drawing/2015/9/8/chartex" xmlns:cx2="http://schemas.microsoft.com/office/drawing/2015/10/21/chartex" xmlns:cx3="http://schemas.microsoft.com/office/drawing/2016/5/9/chartex" xmlns:cx4="http://schemas.microsoft.com/office/drawing/2016/5/10/chartex" xmlns:cx5="http://schemas.microsoft.com/office/drawing/2016/5/11/chartex" xmlns:cx6="http://schemas.microsoft.com/office/drawing/2016/5/12/chartex" xmlns:cx7="http://schemas.microsoft.com/office/drawing/2016/5/13/chartex" xmlns:cx8="http://schemas.microsoft.com/office/drawing/2016/5/14/chartex" xmlns:mc="http://schemas.openxmlformats.org/markup-compatibility/2006" xmlns:aink="http://schemas.microsoft.com/office/drawing/2016/ink" xmlns:am3d="http://schemas.microsoft.com/office/drawing/2017/model3d" xmlns:o="urn:schemas-microsoft-com:office:office" xmlns:oel="http://schemas.microsoft.com/office/2019/extlst" xmlns:r="http://schemas.openxmlformats.org/officeDocument/2006/relationships" xmlns:m="http://schemas.openxmlformats.org/officeDocument/2006/math" xmlns:v="urn:schemas-microsoft-com:vml" xmlns:wp14="http://schemas.microsoft.com/office/word/2010/wordprocessingDrawing" xmlns:wp="http://schemas.openxmlformats.org/drawingml/2006/wordprocessingDrawing" xmlns:w10="urn:schemas-microsoft-com:office:word" xmlns:w="http://schemas.openxmlformats.org/wordprocessingml/2006/main" xmlns:w14="http://schemas.microsoft.com/office/word/2010/wordml" xmlns:w15="http://schemas.microsoft.com/office/word/2012/wordml" xmlns:w16cex="http://schemas.microsoft.com/office/word/2018/wordml/cex" xmlns:w16cid="http://schemas.microsoft.com/office/word/2016/wordml/cid" xmlns:w16="http://schemas.microsoft.com/office/word/2018/wordml" xmlns:w16du="http://schemas.microsoft.com/office/word/2023/wordml/word16du" xmlns:w16sdtdh="http://schemas.microsoft.com/office/word/2020/wordml/sdtdatahash" xmlns:w16se="http://schemas.microsoft.com/office/word/2015/wordml/symex" xmlns:wpg="http://schemas.microsoft.com/office/word/2010/wordprocessingGroup" xmlns:wpi="http://schemas.microsoft.com/office/word/2010/wordprocessingInk" xmlns:wne="http://schemas.microsoft.com/office/word/2006/wordml" xmlns:wps="http://schemas.microsoft.com/office/word/2010/wordprocessingShape" mc:Ignorable="w14 w15 w16se w16cid w16 w16cex w16sdtdh w16du wp14">
+<w:numbering xmlns:wpc="http://schemas.microsoft.com/office/word/2010/wordprocessingCanvas" xmlns:cx="http://schemas.microsoft.com/office/drawing/2014/chartex" xmlns:cx1="http://schemas.microsoft.com/office/drawing/2015/9/8/chartex" xmlns:cx2="http://schemas.microsoft.com/office/drawing/2015/10/21/chartex" xmlns:cx3="http://schemas.microsoft.com/office/drawing/2016/5/9/chartex" xmlns:cx4="http://schemas.microsoft.com/office/drawing/2016/5/10/chartex" xmlns:cx5="http://schemas.microsoft.com/office/drawing/2016/5/11/chartex" xmlns:cx6="http://schemas.microsoft.com/office/drawing/2016/5/12/chartex" xmlns:cx7="http://schemas.microsoft.com/office/drawing/2016/5/13/chartex" xmlns:cx8="http://schemas.microsoft.com/office/drawing/2016/5/14/chartex" xmlns:mc="http://schemas.openxmlformats.org/markup-compatibility/2006" xmlns:aink="http://schemas.microsoft.com/office/drawing/2016/ink" xmlns:am3d="http://schemas.microsoft.com/office/drawing/2017/model3d" xmlns:o="urn:schemas-microsoft-com:office:office" xmlns:oel="http://schemas.microsoft.com/office/2019/extlst" xmlns:r="http://schemas.openxmlformats.org/officeDocument/2006/relationships" xmlns:m="http://schemas.openxmlformats.org/officeDocument/2006/math" xmlns:v="urn:schemas-microsoft-com:vml" xmlns:wp14="http://schemas.microsoft.com/office/word/2010/wordprocessingDrawing" xmlns:wp="http://schemas.openxmlformats.org/drawingml/2006/wordprocessingDrawing" xmlns:w10="urn:schemas-microsoft-com:office:word" xmlns:w="http://schemas.openxmlformats.org/wordprocessingml/2006/main" xmlns:w14="http://schemas.microsoft.com/office/word/2010/wordml" xmlns:w15="http://schemas.microsoft.com/office/word/2012/wordml" xmlns:w16cex="http://schemas.microsoft.com/office/word/2018/wordml/cex" xmlns:w16cid="http://schemas.microsoft.com/office/word/2016/wordml/cid" xmlns:w16="http://schemas.microsoft.com/office/word/2018/wordml" xmlns:w16du="http://schemas.microsoft.com/office/word/2023/wordml/word16du" xmlns:w16sdtdh="http://schemas.microsoft.com/office/word/2020/wordml/sdtdatahash" xmlns:w16sdtfl="http://schemas.microsoft.com/office/word/2024/wordml/sdtformatlock" xmlns:w16se="http://schemas.microsoft.com/office/word/2015/wordml/symex" xmlns:wpg="http://schemas.microsoft.com/office/word/2010/wordprocessingGroup" xmlns:wpi="http://schemas.microsoft.com/office/word/2010/wordprocessingInk" xmlns:wne="http://schemas.microsoft.com/office/word/2006/wordml" xmlns:wps="http://schemas.microsoft.com/office/word/2010/wordprocessingShape" mc:Ignorable="w14 w15 w16se w16cid w16 w16cex w16sdtdh w16sdtfl w16du wp14">
   <w:abstractNum w:abstractNumId="0" w15:restartNumberingAfterBreak="0">
     <w:nsid w:val="1DDE786F"/>
     <w:multiLevelType w:val="multilevel"/>
@@ -3246,7 +3244,7 @@
 </file>
 
 <file path=word/styles.xml><?xml version="1.0" encoding="utf-8"?>
-<w:styles xmlns:mc="http://schemas.openxmlformats.org/markup-compatibility/2006" xmlns:r="http://schemas.openxmlformats.org/officeDocument/2006/relationships" xmlns:w="http://schemas.openxmlformats.org/wordprocessingml/2006/main" xmlns:w14="http://schemas.microsoft.com/office/word/2010/wordml" xmlns:w15="http://schemas.microsoft.com/office/word/2012/wordml" xmlns:w16cex="http://schemas.microsoft.com/office/word/2018/wordml/cex" xmlns:w16cid="http://schemas.microsoft.com/office/word/2016/wordml/cid" xmlns:w16="http://schemas.microsoft.com/office/word/2018/wordml" xmlns:w16du="http://schemas.microsoft.com/office/word/2023/wordml/word16du" xmlns:w16sdtdh="http://schemas.microsoft.com/office/word/2020/wordml/sdtdatahash" xmlns:w16se="http://schemas.microsoft.com/office/word/2015/wordml/symex" mc:Ignorable="w14 w15 w16se w16cid w16 w16cex w16sdtdh w16du">
+<w:styles xmlns:mc="http://schemas.openxmlformats.org/markup-compatibility/2006" xmlns:r="http://schemas.openxmlformats.org/officeDocument/2006/relationships" xmlns:w="http://schemas.openxmlformats.org/wordprocessingml/2006/main" xmlns:w14="http://schemas.microsoft.com/office/word/2010/wordml" xmlns:w15="http://schemas.microsoft.com/office/word/2012/wordml" xmlns:w16cex="http://schemas.microsoft.com/office/word/2018/wordml/cex" xmlns:w16cid="http://schemas.microsoft.com/office/word/2016/wordml/cid" xmlns:w16="http://schemas.microsoft.com/office/word/2018/wordml" xmlns:w16du="http://schemas.microsoft.com/office/word/2023/wordml/word16du" xmlns:w16sdtdh="http://schemas.microsoft.com/office/word/2020/wordml/sdtdatahash" xmlns:w16sdtfl="http://schemas.microsoft.com/office/word/2024/wordml/sdtformatlock" xmlns:w16se="http://schemas.microsoft.com/office/word/2015/wordml/symex" mc:Ignorable="w14 w15 w16se w16cid w16 w16cex w16sdtdh w16sdtfl w16du">
   <w:docDefaults>
     <w:rPrDefault>
       <w:rPr>
